--- a/descargas/infantil/word/PRESENTE_infantil_s3_lunes-14-dic.docx
+++ b/descargas/infantil/word/PRESENTE_infantil_s3_lunes-14-dic.docx
@@ -86,7 +86,7 @@
       </w:pPr>
       <w:r>
         <w:rPr/>
-        <w:t xml:space="preserve">«Ayer fue un domingo muy alegre, que se llama Gaudete, que quiere decir «alegraos». Por eso la tercera vela es rosa. ¡Y hoy nuestra caja se pone un lazo naranja, uno de los colores de nuestro colegio!». Se pegan las tiras, el lazo y el nudo cúbico de la plantilla 3.</w:t>
+        <w:t xml:space="preserve">«Ayer fue un domingo muy alegre, que se llama Gaudete, que quiere decir «alegraos». Por eso la tercera vela es rosa. ¡Y hoy ponemos sobre nuestra caja una señal naranja, uno de los colores de nuestro colegio, para que todos sepan dónde está el regalo!». Se coloca de pie, sobre la tapa, el símbolo de la campaña (plantilla 3).</w:t>
       </w:r>
     </w:p>
     <w:p>
@@ -143,7 +143,7 @@
       </w:pPr>
       <w:r>
         <w:rPr/>
-        <w:t xml:space="preserve">¿Para qué sirve un lazo? (Para atar, para unir).</w:t>
+        <w:t xml:space="preserve">¿Para qué sirve una señal como esta? (Para encontrar algo, para saber dónde está).</w:t>
       </w:r>
     </w:p>
     <w:p>
@@ -156,7 +156,7 @@
       </w:pPr>
       <w:r>
         <w:rPr/>
-        <w:t xml:space="preserve">¿Qué nos une a los de esta clase?</w:t>
+        <w:t xml:space="preserve">¿Dónde está Jesús en esta clase?</w:t>
       </w:r>
     </w:p>
     <w:p>
@@ -178,7 +178,7 @@
       </w:pPr>
       <w:r>
         <w:rPr/>
-        <w:t xml:space="preserve">Nos damos la mano en corro, como un lazo. «Jesús, tú estás en medio de nosotros. Gracias por mis amigos». Padrenuestro.</w:t>
+        <w:t xml:space="preserve">Nos damos la mano en corro alrededor de la caja. «Jesús, tú estás en medio de nosotros. Gracias por mis amigos». Padrenuestro.</w:t>
       </w:r>
     </w:p>
     <w:p>
